--- a/docs/חוקה וצקליסט לסיטון.docx
+++ b/docs/חוקה וצקליסט לסיטון.docx
@@ -816,14 +816,14 @@
         <w:rPr>
           <w:rtl/>
         </w:rPr>
-        <w:t>דדליין</w:t>
-      </w:r>
-      <w:proofErr w:type="spellEnd"/>
-      <w:r>
-        <w:rPr>
-          <w:rtl/>
-        </w:rPr>
-        <w:t xml:space="preserve"> מקסימום 7 ימים</w:t>
+        <w:t>דדליין מינימום 2 שעות, ללא מגבלת מקסימום מוצרית קבועה</w:t>
+      </w:r>
+      <w:proofErr w:type="spellEnd"/>
+      <w:r>
+        <w:rPr>
+          <w:rtl/>
+        </w:rPr>
+        <w:t xml:space="preserve"/>
       </w:r>
       <w:r>
         <w:br/>
